--- a/assignments/10-assignment.docx
+++ b/assignments/10-assignment.docx
@@ -15,7 +15,7 @@
         <w:pStyle w:val="Subtitle"/>
       </w:pPr>
       <w:r>
-        <w:t xml:space="preserve">DATASCI 185: Introduction to AI Applications</w:t>
+        <w:t xml:space="preserve">DATASCI 101: Introduction to AI Applications</w:t>
       </w:r>
     </w:p>
     <w:p>
@@ -26,7 +26,7 @@
         <w:t xml:space="preserve">Emory University</w:t>
       </w:r>
     </w:p>
-    <w:bookmarkStart w:id="26" w:name="instructions"/>
+    <w:bookmarkStart w:id="15" w:name="instructions"/>
     <w:p>
       <w:pPr>
         <w:pStyle w:val="Heading2"/>
@@ -259,7 +259,7 @@
         </w:pict>
       </w:r>
     </w:p>
-    <w:bookmarkStart w:id="20" w:name="question-1-the-skill-compression-effect"/>
+    <w:bookmarkStart w:id="9" w:name="question-1-the-skill-compression-effect"/>
     <w:p>
       <w:pPr>
         <w:pStyle w:val="Heading3"/>
@@ -445,8 +445,8 @@
         </w:pict>
       </w:r>
     </w:p>
-    <w:bookmarkEnd w:id="20"/>
-    <w:bookmarkStart w:id="21" w:name="X4001fcbd9049f6dff6374633b5eb11d9dcb4182"/>
+    <w:bookmarkEnd w:id="9"/>
+    <w:bookmarkStart w:id="10" w:name="X4001fcbd9049f6dff6374633b5eb11d9dcb4182"/>
     <w:p>
       <w:pPr>
         <w:pStyle w:val="Heading3"/>
@@ -660,8 +660,8 @@
         </w:pict>
       </w:r>
     </w:p>
-    <w:bookmarkEnd w:id="21"/>
-    <w:bookmarkStart w:id="22" w:name="X25706d78d996157c41d29c6c09643c8e89d6ed5"/>
+    <w:bookmarkEnd w:id="10"/>
+    <w:bookmarkStart w:id="11" w:name="X25706d78d996157c41d29c6c09643c8e89d6ed5"/>
     <w:p>
       <w:pPr>
         <w:pStyle w:val="Heading3"/>
@@ -912,8 +912,8 @@
         </w:pict>
       </w:r>
     </w:p>
-    <w:bookmarkEnd w:id="22"/>
-    <w:bookmarkStart w:id="23" w:name="X216fc3902d0e52e6ab27fcacd3356a5f4ffca04"/>
+    <w:bookmarkEnd w:id="11"/>
+    <w:bookmarkStart w:id="12" w:name="X216fc3902d0e52e6ab27fcacd3356a5f4ffca04"/>
     <w:p>
       <w:pPr>
         <w:pStyle w:val="Heading3"/>
@@ -1105,8 +1105,8 @@
         </w:pict>
       </w:r>
     </w:p>
-    <w:bookmarkEnd w:id="23"/>
-    <w:bookmarkStart w:id="24" w:name="X217dbce17f995866d1ff3b058363ff57bb3dd7a"/>
+    <w:bookmarkEnd w:id="12"/>
+    <w:bookmarkStart w:id="13" w:name="X217dbce17f995866d1ff3b058363ff57bb3dd7a"/>
     <w:p>
       <w:pPr>
         <w:pStyle w:val="Heading3"/>
@@ -1287,8 +1287,8 @@
         </w:pict>
       </w:r>
     </w:p>
-    <w:bookmarkEnd w:id="24"/>
-    <w:bookmarkStart w:id="25" w:name="Xe3d83a37d05ba8f284593812845976c918794b9"/>
+    <w:bookmarkEnd w:id="13"/>
+    <w:bookmarkStart w:id="14" w:name="Xe3d83a37d05ba8f284593812845976c918794b9"/>
     <w:p>
       <w:pPr>
         <w:pStyle w:val="Heading3"/>
@@ -1512,8 +1512,8 @@
         <w:br/>
       </w:r>
     </w:p>
-    <w:bookmarkEnd w:id="25"/>
-    <w:bookmarkEnd w:id="26"/>
+    <w:bookmarkEnd w:id="14"/>
+    <w:bookmarkEnd w:id="15"/>
     <w:sectPr>
       <w:footnotePr>
         <w:numRestart w:val="eachSect"/>
@@ -2006,10 +2006,10 @@
   <w:docDefaults>
     <w:rPrDefault>
       <w:rPr>
-        <w:rFonts w:asciiTheme="minorHAnsi" w:cstheme="minorBidi" w:eastAsiaTheme="minorHAnsi" w:hAnsiTheme="minorHAnsi"/>
+        <w:rFonts w:asciiTheme="minorHAnsi" w:cstheme="minorBidi" w:eastAsiaTheme="minorEastAsia" w:hAnsiTheme="minorHAnsi"/>
         <w:sz w:val="24"/>
         <w:szCs w:val="24"/>
-        <w:lang w:bidi="ar-SA" w:eastAsia="en-US" w:val="en-US"/>
+        <w:lang w:bidi="ar-SA" w:eastAsia="zh-CN" w:val="en-US"/>
       </w:rPr>
     </w:rPrDefault>
     <w:pPrDefault>
@@ -2550,13 +2550,6 @@
       </w:tblCellMar>
     </w:tblPr>
     <w:tblStylePr w:type="firstRow">
-      <w:tblPr>
-        <w:jc w:val="left"/>
-        <w:tblInd w:type="dxa" w:w="0"/>
-      </w:tblPr>
-      <w:trPr>
-        <w:jc w:val="left"/>
-      </w:trPr>
       <w:tcPr>
         <w:tcBorders>
           <w:bottom w:val="single"/>

--- a/assignments/10-assignment.docx
+++ b/assignments/10-assignment.docx
@@ -50,7 +50,7 @@
           <w:b/>
           <w:bCs/>
         </w:rPr>
-        <w:t xml:space="preserve">Lecture 20</w:t>
+        <w:t xml:space="preserve">Lecture 21</w:t>
       </w:r>
       <w:r>
         <w:t xml:space="preserve">: Labour Markets and Economic Effects, and</w:t>
@@ -63,7 +63,7 @@
           <w:b/>
           <w:bCs/>
         </w:rPr>
-        <w:t xml:space="preserve">Lecture 21</w:t>
+        <w:t xml:space="preserve">Lecture 22</w:t>
       </w:r>
       <w:r>
         <w:t xml:space="preserve">: AI and Wellbeing: The Attention Economy, the Environment, and Mental Health.</w:t>
@@ -273,7 +273,7 @@
         <w:pStyle w:val="FirstParagraph"/>
       </w:pPr>
       <w:r>
-        <w:t xml:space="preserve">Several studies discussed in Lecture 20 found that AI tools boost productivity, but the gains are uneven. The BCG consulting study (2023) found a 40% performance improvement on applicable tasks. Brynjolfsson et al. (2025) found a 14% productivity increase in customer service, with the biggest gains going to</w:t>
+        <w:t xml:space="preserve">Several studies discussed in Lecture 21 found that AI tools boost productivity, but the gains are uneven. The BCG consulting study (2023) found a 40% performance improvement on applicable tasks. Brynjolfsson et al. (2025) found a 14% productivity increase in customer service, with the biggest gains going to</w:t>
       </w:r>
       <w:r>
         <w:t xml:space="preserve"> </w:t>
@@ -681,7 +681,7 @@
         <w:pStyle w:val="FirstParagraph"/>
       </w:pPr>
       <w:r>
-        <w:t xml:space="preserve">Lecture 21 presented a stark statistic:</w:t>
+        <w:t xml:space="preserve">Lecture 22 presented a stark statistic:</w:t>
       </w:r>
       <w:r>
         <w:t xml:space="preserve"> </w:t>
@@ -927,7 +927,7 @@
         <w:pStyle w:val="FirstParagraph"/>
       </w:pPr>
       <w:r>
-        <w:t xml:space="preserve">You have been hired by Emory’s student counselling centre to design an AI mental health tool for university students. Lecture 21 presented evidence on what AI therapy tools can and cannot do: they can be available at 3am, deliver structured coping strategies, and scale cheaply, but they cannot hold persistent memory between sessions, verify what users tell them, contact emergency services, diagnose conditions, or read body language. The lecture also discussed risks: dependency (the Replika case), harmful responses from LLMs (Moore et al., 2025), data privacy concerns, and the regulatory gap (most chatbots are classified as apps, not medical devices).</w:t>
+        <w:t xml:space="preserve">You have been hired by Emory’s student counselling centre to design an AI mental health tool for university students. Lecture 22 presented evidence on what AI therapy tools can and cannot do: they can be available at 3am, deliver structured coping strategies, and scale cheaply, but they cannot hold persistent memory between sessions, verify what users tell them, contact emergency services, diagnose conditions, or read body language. The lecture also discussed risks: dependency (the Replika case), harmful responses from LLMs (Moore et al., 2025), data privacy concerns, and the regulatory gap (most chatbots are classified as apps, not medical devices).</w:t>
       </w:r>
     </w:p>
     <w:p>
@@ -1120,7 +1120,7 @@
         <w:pStyle w:val="FirstParagraph"/>
       </w:pPr>
       <w:r>
-        <w:t xml:space="preserve">Lecture 21 stated:</w:t>
+        <w:t xml:space="preserve">Lecture 22 stated:</w:t>
       </w:r>
       <w:r>
         <w:t xml:space="preserve"> </w:t>
@@ -1132,7 +1132,7 @@
         <w:t xml:space="preserve"> </w:t>
       </w:r>
       <w:r>
-        <w:t xml:space="preserve">Recommendation algorithms maximise engagement (watch time, clicks, shares), not satisfaction or mental health. The Facebook Papers revealed Instagram worsened body image for teenage girls, but keeping the feature was better for engagement. Meanwhile, Lecture 20 showed that companies choose to replace workers with AI even when augmentation might produce better outcomes, because replacement cuts costs faster on quarterly reports.</w:t>
+        <w:t xml:space="preserve">Recommendation algorithms maximise engagement (watch time, clicks, shares), not satisfaction or mental health. The Facebook Papers revealed Instagram worsened body image for teenage girls, but keeping the feature was better for engagement. Meanwhile, Lecture 21 showed that companies choose to replace workers with AI even when augmentation might produce better outcomes, because replacement cuts costs faster on quarterly reports.</w:t>
       </w:r>
     </w:p>
     <w:p>
@@ -1302,7 +1302,7 @@
         <w:pStyle w:val="FirstParagraph"/>
       </w:pPr>
       <w:r>
-        <w:t xml:space="preserve">Lecture 20 noted an irony: the</w:t>
+        <w:t xml:space="preserve">Lecture 21 noted an irony: the</w:t>
       </w:r>
       <w:r>
         <w:t xml:space="preserve"> </w:t>
